--- a/tillsyn/A 3923-2025 tillsynsbegäran.docx
+++ b/tillsyn/A 3923-2025 tillsynsbegäran.docx
@@ -488,7 +488,7 @@
     <w:r>
       <w:tab/>
       <w:tab/>
-      <w:t>2025-01-30</w:t>
+      <w:t>2025-01-31</w:t>
       <w:br/>
       <w:br/>
     </w:r>

--- a/tillsyn/A 3923-2025 tillsynsbegäran.docx
+++ b/tillsyn/A 3923-2025 tillsynsbegäran.docx
@@ -488,7 +488,7 @@
     <w:r>
       <w:tab/>
       <w:tab/>
-      <w:t>2025-01-31</w:t>
+      <w:t>2025-02-02</w:t>
       <w:br/>
       <w:br/>
     </w:r>

--- a/tillsyn/A 3923-2025 tillsynsbegäran.docx
+++ b/tillsyn/A 3923-2025 tillsynsbegäran.docx
@@ -488,7 +488,7 @@
     <w:r>
       <w:tab/>
       <w:tab/>
-      <w:t>2025-02-02</w:t>
+      <w:t>2025-02-03</w:t>
       <w:br/>
       <w:br/>
     </w:r>

--- a/tillsyn/A 3923-2025 tillsynsbegäran.docx
+++ b/tillsyn/A 3923-2025 tillsynsbegäran.docx
@@ -488,7 +488,7 @@
     <w:r>
       <w:tab/>
       <w:tab/>
-      <w:t>2025-02-03</w:t>
+      <w:t>2025-02-04</w:t>
       <w:br/>
       <w:br/>
     </w:r>

--- a/tillsyn/A 3923-2025 tillsynsbegäran.docx
+++ b/tillsyn/A 3923-2025 tillsynsbegäran.docx
@@ -488,7 +488,7 @@
     <w:r>
       <w:tab/>
       <w:tab/>
-      <w:t>2025-02-04</w:t>
+      <w:t>2025-02-05</w:t>
       <w:br/>
       <w:br/>
     </w:r>

--- a/tillsyn/A 3923-2025 tillsynsbegäran.docx
+++ b/tillsyn/A 3923-2025 tillsynsbegäran.docx
@@ -488,7 +488,7 @@
     <w:r>
       <w:tab/>
       <w:tab/>
-      <w:t>2025-02-05</w:t>
+      <w:t>2025-02-06</w:t>
       <w:br/>
       <w:br/>
     </w:r>

--- a/tillsyn/A 3923-2025 tillsynsbegäran.docx
+++ b/tillsyn/A 3923-2025 tillsynsbegäran.docx
@@ -488,7 +488,7 @@
     <w:r>
       <w:tab/>
       <w:tab/>
-      <w:t>2025-02-06</w:t>
+      <w:t>2025-02-07</w:t>
       <w:br/>
       <w:br/>
     </w:r>

--- a/tillsyn/A 3923-2025 tillsynsbegäran.docx
+++ b/tillsyn/A 3923-2025 tillsynsbegäran.docx
@@ -488,7 +488,7 @@
     <w:r>
       <w:tab/>
       <w:tab/>
-      <w:t>2025-02-07</w:t>
+      <w:t>2025-02-08</w:t>
       <w:br/>
       <w:br/>
     </w:r>

--- a/tillsyn/A 3923-2025 tillsynsbegäran.docx
+++ b/tillsyn/A 3923-2025 tillsynsbegäran.docx
@@ -488,7 +488,7 @@
     <w:r>
       <w:tab/>
       <w:tab/>
-      <w:t>2025-02-08</w:t>
+      <w:t>2025-02-09</w:t>
       <w:br/>
       <w:br/>
     </w:r>

--- a/tillsyn/A 3923-2025 tillsynsbegäran.docx
+++ b/tillsyn/A 3923-2025 tillsynsbegäran.docx
@@ -488,7 +488,7 @@
     <w:r>
       <w:tab/>
       <w:tab/>
-      <w:t>2025-02-09</w:t>
+      <w:t>2025-02-10</w:t>
       <w:br/>
       <w:br/>
     </w:r>

--- a/tillsyn/A 3923-2025 tillsynsbegäran.docx
+++ b/tillsyn/A 3923-2025 tillsynsbegäran.docx
@@ -488,7 +488,7 @@
     <w:r>
       <w:tab/>
       <w:tab/>
-      <w:t>2025-02-10</w:t>
+      <w:t>2025-02-11</w:t>
       <w:br/>
       <w:br/>
     </w:r>

--- a/tillsyn/A 3923-2025 tillsynsbegäran.docx
+++ b/tillsyn/A 3923-2025 tillsynsbegäran.docx
@@ -488,7 +488,7 @@
     <w:r>
       <w:tab/>
       <w:tab/>
-      <w:t>2025-02-11</w:t>
+      <w:t>2025-02-12</w:t>
       <w:br/>
       <w:br/>
     </w:r>

--- a/tillsyn/A 3923-2025 tillsynsbegäran.docx
+++ b/tillsyn/A 3923-2025 tillsynsbegäran.docx
@@ -488,7 +488,7 @@
     <w:r>
       <w:tab/>
       <w:tab/>
-      <w:t>2025-02-12</w:t>
+      <w:t>2025-02-13</w:t>
       <w:br/>
       <w:br/>
     </w:r>

--- a/tillsyn/A 3923-2025 tillsynsbegäran.docx
+++ b/tillsyn/A 3923-2025 tillsynsbegäran.docx
@@ -488,7 +488,7 @@
     <w:r>
       <w:tab/>
       <w:tab/>
-      <w:t>2025-02-13</w:t>
+      <w:t>2025-02-14</w:t>
       <w:br/>
       <w:br/>
     </w:r>

--- a/tillsyn/A 3923-2025 tillsynsbegäran.docx
+++ b/tillsyn/A 3923-2025 tillsynsbegäran.docx
@@ -488,7 +488,7 @@
     <w:r>
       <w:tab/>
       <w:tab/>
-      <w:t>2025-02-14</w:t>
+      <w:t>2025-02-15</w:t>
       <w:br/>
       <w:br/>
     </w:r>

--- a/tillsyn/A 3923-2025 tillsynsbegäran.docx
+++ b/tillsyn/A 3923-2025 tillsynsbegäran.docx
@@ -488,7 +488,7 @@
     <w:r>
       <w:tab/>
       <w:tab/>
-      <w:t>2025-02-15</w:t>
+      <w:t>2025-02-16</w:t>
       <w:br/>
       <w:br/>
     </w:r>

--- a/tillsyn/A 3923-2025 tillsynsbegäran.docx
+++ b/tillsyn/A 3923-2025 tillsynsbegäran.docx
@@ -488,7 +488,7 @@
     <w:r>
       <w:tab/>
       <w:tab/>
-      <w:t>2025-02-16</w:t>
+      <w:t>2025-02-17</w:t>
       <w:br/>
       <w:br/>
     </w:r>

--- a/tillsyn/A 3923-2025 tillsynsbegäran.docx
+++ b/tillsyn/A 3923-2025 tillsynsbegäran.docx
@@ -488,7 +488,7 @@
     <w:r>
       <w:tab/>
       <w:tab/>
-      <w:t>2025-02-17</w:t>
+      <w:t>2025-02-18</w:t>
       <w:br/>
       <w:br/>
     </w:r>

--- a/tillsyn/A 3923-2025 tillsynsbegäran.docx
+++ b/tillsyn/A 3923-2025 tillsynsbegäran.docx
@@ -488,7 +488,7 @@
     <w:r>
       <w:tab/>
       <w:tab/>
-      <w:t>2025-02-18</w:t>
+      <w:t>2025-02-19</w:t>
       <w:br/>
       <w:br/>
     </w:r>

--- a/tillsyn/A 3923-2025 tillsynsbegäran.docx
+++ b/tillsyn/A 3923-2025 tillsynsbegäran.docx
@@ -488,7 +488,7 @@
     <w:r>
       <w:tab/>
       <w:tab/>
-      <w:t>2025-02-19</w:t>
+      <w:t>2025-02-20</w:t>
       <w:br/>
       <w:br/>
     </w:r>

--- a/tillsyn/A 3923-2025 tillsynsbegäran.docx
+++ b/tillsyn/A 3923-2025 tillsynsbegäran.docx
@@ -488,7 +488,7 @@
     <w:r>
       <w:tab/>
       <w:tab/>
-      <w:t>2025-02-20</w:t>
+      <w:t>2025-02-21</w:t>
       <w:br/>
       <w:br/>
     </w:r>

--- a/tillsyn/A 3923-2025 tillsynsbegäran.docx
+++ b/tillsyn/A 3923-2025 tillsynsbegäran.docx
@@ -488,7 +488,7 @@
     <w:r>
       <w:tab/>
       <w:tab/>
-      <w:t>2025-02-21</w:t>
+      <w:t>2025-02-22</w:t>
       <w:br/>
       <w:br/>
     </w:r>

--- a/tillsyn/A 3923-2025 tillsynsbegäran.docx
+++ b/tillsyn/A 3923-2025 tillsynsbegäran.docx
@@ -488,7 +488,7 @@
     <w:r>
       <w:tab/>
       <w:tab/>
-      <w:t>2025-02-22</w:t>
+      <w:t>2025-02-23</w:t>
       <w:br/>
       <w:br/>
     </w:r>

--- a/tillsyn/A 3923-2025 tillsynsbegäran.docx
+++ b/tillsyn/A 3923-2025 tillsynsbegäran.docx
@@ -488,7 +488,7 @@
     <w:r>
       <w:tab/>
       <w:tab/>
-      <w:t>2025-02-23</w:t>
+      <w:t>2025-02-24</w:t>
       <w:br/>
       <w:br/>
     </w:r>

--- a/tillsyn/A 3923-2025 tillsynsbegäran.docx
+++ b/tillsyn/A 3923-2025 tillsynsbegäran.docx
@@ -488,7 +488,7 @@
     <w:r>
       <w:tab/>
       <w:tab/>
-      <w:t>2025-03-02</w:t>
+      <w:t>2025-03-03</w:t>
       <w:br/>
       <w:br/>
     </w:r>

--- a/tillsyn/A 3923-2025 tillsynsbegäran.docx
+++ b/tillsyn/A 3923-2025 tillsynsbegäran.docx
@@ -488,7 +488,7 @@
     <w:r>
       <w:tab/>
       <w:tab/>
-      <w:t>2025-03-03</w:t>
+      <w:t>2025-03-04</w:t>
       <w:br/>
       <w:br/>
     </w:r>

--- a/tillsyn/A 3923-2025 tillsynsbegäran.docx
+++ b/tillsyn/A 3923-2025 tillsynsbegäran.docx
@@ -488,7 +488,7 @@
     <w:r>
       <w:tab/>
       <w:tab/>
-      <w:t>2025-03-04</w:t>
+      <w:t>2025-03-05</w:t>
       <w:br/>
       <w:br/>
     </w:r>

--- a/tillsyn/A 3923-2025 tillsynsbegäran.docx
+++ b/tillsyn/A 3923-2025 tillsynsbegäran.docx
@@ -488,7 +488,7 @@
     <w:r>
       <w:tab/>
       <w:tab/>
-      <w:t>2025-03-05</w:t>
+      <w:t>2025-03-06</w:t>
       <w:br/>
       <w:br/>
     </w:r>

--- a/tillsyn/A 3923-2025 tillsynsbegäran.docx
+++ b/tillsyn/A 3923-2025 tillsynsbegäran.docx
@@ -488,7 +488,7 @@
     <w:r>
       <w:tab/>
       <w:tab/>
-      <w:t>2025-03-06</w:t>
+      <w:t>2025-03-07</w:t>
       <w:br/>
       <w:br/>
     </w:r>

--- a/tillsyn/A 3923-2025 tillsynsbegäran.docx
+++ b/tillsyn/A 3923-2025 tillsynsbegäran.docx
@@ -488,7 +488,7 @@
     <w:r>
       <w:tab/>
       <w:tab/>
-      <w:t>2025-03-07</w:t>
+      <w:t>2025-03-08</w:t>
       <w:br/>
       <w:br/>
     </w:r>

--- a/tillsyn/A 3923-2025 tillsynsbegäran.docx
+++ b/tillsyn/A 3923-2025 tillsynsbegäran.docx
@@ -488,7 +488,7 @@
     <w:r>
       <w:tab/>
       <w:tab/>
-      <w:t>2025-03-08</w:t>
+      <w:t>2025-03-09</w:t>
       <w:br/>
       <w:br/>
     </w:r>

--- a/tillsyn/A 3923-2025 tillsynsbegäran.docx
+++ b/tillsyn/A 3923-2025 tillsynsbegäran.docx
@@ -488,7 +488,7 @@
     <w:r>
       <w:tab/>
       <w:tab/>
-      <w:t>2025-03-09</w:t>
+      <w:t>2025-03-10</w:t>
       <w:br/>
       <w:br/>
     </w:r>

--- a/tillsyn/A 3923-2025 tillsynsbegäran.docx
+++ b/tillsyn/A 3923-2025 tillsynsbegäran.docx
@@ -488,7 +488,7 @@
     <w:r>
       <w:tab/>
       <w:tab/>
-      <w:t>2025-03-10</w:t>
+      <w:t>2025-03-11</w:t>
       <w:br/>
       <w:br/>
     </w:r>

--- a/tillsyn/A 3923-2025 tillsynsbegäran.docx
+++ b/tillsyn/A 3923-2025 tillsynsbegäran.docx
@@ -488,7 +488,7 @@
     <w:r>
       <w:tab/>
       <w:tab/>
-      <w:t>2025-03-11</w:t>
+      <w:t>2025-03-12</w:t>
       <w:br/>
       <w:br/>
     </w:r>

--- a/tillsyn/A 3923-2025 tillsynsbegäran.docx
+++ b/tillsyn/A 3923-2025 tillsynsbegäran.docx
@@ -488,7 +488,7 @@
     <w:r>
       <w:tab/>
       <w:tab/>
-      <w:t>2025-03-12</w:t>
+      <w:t>2025-03-13</w:t>
       <w:br/>
       <w:br/>
     </w:r>

--- a/tillsyn/A 3923-2025 tillsynsbegäran.docx
+++ b/tillsyn/A 3923-2025 tillsynsbegäran.docx
@@ -488,7 +488,7 @@
     <w:r>
       <w:tab/>
       <w:tab/>
-      <w:t>2025-03-13</w:t>
+      <w:t>2025-03-14</w:t>
       <w:br/>
       <w:br/>
     </w:r>

--- a/tillsyn/A 3923-2025 tillsynsbegäran.docx
+++ b/tillsyn/A 3923-2025 tillsynsbegäran.docx
@@ -488,7 +488,7 @@
     <w:r>
       <w:tab/>
       <w:tab/>
-      <w:t>2025-03-14</w:t>
+      <w:t>2025-03-15</w:t>
       <w:br/>
       <w:br/>
     </w:r>

--- a/tillsyn/A 3923-2025 tillsynsbegäran.docx
+++ b/tillsyn/A 3923-2025 tillsynsbegäran.docx
@@ -488,7 +488,7 @@
     <w:r>
       <w:tab/>
       <w:tab/>
-      <w:t>2025-03-15</w:t>
+      <w:t>2025-03-16</w:t>
       <w:br/>
       <w:br/>
     </w:r>

--- a/tillsyn/A 3923-2025 tillsynsbegäran.docx
+++ b/tillsyn/A 3923-2025 tillsynsbegäran.docx
@@ -488,7 +488,7 @@
     <w:r>
       <w:tab/>
       <w:tab/>
-      <w:t>2025-03-16</w:t>
+      <w:t>2025-03-17</w:t>
       <w:br/>
       <w:br/>
     </w:r>

--- a/tillsyn/A 3923-2025 tillsynsbegäran.docx
+++ b/tillsyn/A 3923-2025 tillsynsbegäran.docx
@@ -488,7 +488,7 @@
     <w:r>
       <w:tab/>
       <w:tab/>
-      <w:t>2025-03-17</w:t>
+      <w:t>2025-03-18</w:t>
       <w:br/>
       <w:br/>
     </w:r>

--- a/tillsyn/A 3923-2025 tillsynsbegäran.docx
+++ b/tillsyn/A 3923-2025 tillsynsbegäran.docx
@@ -488,7 +488,7 @@
     <w:r>
       <w:tab/>
       <w:tab/>
-      <w:t>2025-03-18</w:t>
+      <w:t>2025-03-19</w:t>
       <w:br/>
       <w:br/>
     </w:r>

--- a/tillsyn/A 3923-2025 tillsynsbegäran.docx
+++ b/tillsyn/A 3923-2025 tillsynsbegäran.docx
@@ -488,7 +488,7 @@
     <w:r>
       <w:tab/>
       <w:tab/>
-      <w:t>2025-03-19</w:t>
+      <w:t>2025-03-20</w:t>
       <w:br/>
       <w:br/>
     </w:r>

--- a/tillsyn/A 3923-2025 tillsynsbegäran.docx
+++ b/tillsyn/A 3923-2025 tillsynsbegäran.docx
@@ -488,7 +488,7 @@
     <w:r>
       <w:tab/>
       <w:tab/>
-      <w:t>2025-03-20</w:t>
+      <w:t>2025-03-21</w:t>
       <w:br/>
       <w:br/>
     </w:r>

--- a/tillsyn/A 3923-2025 tillsynsbegäran.docx
+++ b/tillsyn/A 3923-2025 tillsynsbegäran.docx
@@ -488,7 +488,7 @@
     <w:r>
       <w:tab/>
       <w:tab/>
-      <w:t>2025-03-21</w:t>
+      <w:t>2025-03-22</w:t>
       <w:br/>
       <w:br/>
     </w:r>

--- a/tillsyn/A 3923-2025 tillsynsbegäran.docx
+++ b/tillsyn/A 3923-2025 tillsynsbegäran.docx
@@ -488,7 +488,7 @@
     <w:r>
       <w:tab/>
       <w:tab/>
-      <w:t>2025-03-22</w:t>
+      <w:t>2025-03-23</w:t>
       <w:br/>
       <w:br/>
     </w:r>

--- a/tillsyn/A 3923-2025 tillsynsbegäran.docx
+++ b/tillsyn/A 3923-2025 tillsynsbegäran.docx
@@ -488,7 +488,7 @@
     <w:r>
       <w:tab/>
       <w:tab/>
-      <w:t>2025-03-23</w:t>
+      <w:t>2025-03-24</w:t>
       <w:br/>
       <w:br/>
     </w:r>

--- a/tillsyn/A 3923-2025 tillsynsbegäran.docx
+++ b/tillsyn/A 3923-2025 tillsynsbegäran.docx
@@ -488,7 +488,7 @@
     <w:r>
       <w:tab/>
       <w:tab/>
-      <w:t>2025-03-24</w:t>
+      <w:t>2025-03-25</w:t>
       <w:br/>
       <w:br/>
     </w:r>

--- a/tillsyn/A 3923-2025 tillsynsbegäran.docx
+++ b/tillsyn/A 3923-2025 tillsynsbegäran.docx
@@ -488,7 +488,7 @@
     <w:r>
       <w:tab/>
       <w:tab/>
-      <w:t>2025-03-25</w:t>
+      <w:t>2025-03-26</w:t>
       <w:br/>
       <w:br/>
     </w:r>

--- a/tillsyn/A 3923-2025 tillsynsbegäran.docx
+++ b/tillsyn/A 3923-2025 tillsynsbegäran.docx
@@ -488,7 +488,7 @@
     <w:r>
       <w:tab/>
       <w:tab/>
-      <w:t>2025-03-26</w:t>
+      <w:t>2025-03-27</w:t>
       <w:br/>
       <w:br/>
     </w:r>

--- a/tillsyn/A 3923-2025 tillsynsbegäran.docx
+++ b/tillsyn/A 3923-2025 tillsynsbegäran.docx
@@ -488,7 +488,7 @@
     <w:r>
       <w:tab/>
       <w:tab/>
-      <w:t>2025-03-27</w:t>
+      <w:t>2025-03-28</w:t>
       <w:br/>
       <w:br/>
     </w:r>

--- a/tillsyn/A 3923-2025 tillsynsbegäran.docx
+++ b/tillsyn/A 3923-2025 tillsynsbegäran.docx
@@ -488,7 +488,7 @@
     <w:r>
       <w:tab/>
       <w:tab/>
-      <w:t>2025-04-02</w:t>
+      <w:t>2025-04-03</w:t>
       <w:br/>
       <w:br/>
     </w:r>

--- a/tillsyn/A 3923-2025 tillsynsbegäran.docx
+++ b/tillsyn/A 3923-2025 tillsynsbegäran.docx
@@ -488,7 +488,7 @@
     <w:r>
       <w:tab/>
       <w:tab/>
-      <w:t>2025-04-03</w:t>
+      <w:t>2025-04-05</w:t>
       <w:br/>
       <w:br/>
     </w:r>

--- a/tillsyn/A 3923-2025 tillsynsbegäran.docx
+++ b/tillsyn/A 3923-2025 tillsynsbegäran.docx
@@ -488,7 +488,7 @@
     <w:r>
       <w:tab/>
       <w:tab/>
-      <w:t>2025-04-05</w:t>
+      <w:t>2025-04-06</w:t>
       <w:br/>
       <w:br/>
     </w:r>

--- a/tillsyn/A 3923-2025 tillsynsbegäran.docx
+++ b/tillsyn/A 3923-2025 tillsynsbegäran.docx
@@ -488,7 +488,7 @@
     <w:r>
       <w:tab/>
       <w:tab/>
-      <w:t>2025-04-06</w:t>
+      <w:t>2025-04-07</w:t>
       <w:br/>
       <w:br/>
     </w:r>

--- a/tillsyn/A 3923-2025 tillsynsbegäran.docx
+++ b/tillsyn/A 3923-2025 tillsynsbegäran.docx
@@ -488,7 +488,7 @@
     <w:r>
       <w:tab/>
       <w:tab/>
-      <w:t>2025-04-07</w:t>
+      <w:t>2025-04-08</w:t>
       <w:br/>
       <w:br/>
     </w:r>

--- a/tillsyn/A 3923-2025 tillsynsbegäran.docx
+++ b/tillsyn/A 3923-2025 tillsynsbegäran.docx
@@ -488,7 +488,7 @@
     <w:r>
       <w:tab/>
       <w:tab/>
-      <w:t>2025-04-08</w:t>
+      <w:t>2025-04-09</w:t>
       <w:br/>
       <w:br/>
     </w:r>

--- a/tillsyn/A 3923-2025 tillsynsbegäran.docx
+++ b/tillsyn/A 3923-2025 tillsynsbegäran.docx
@@ -88,6 +88,28 @@
       </w:pPr>
       <w:r>
         <w:t>Figur 1. Fyndplatser för naturvårdsarter i det avverkningsanmälda området (röd linje). Markörer utan svart kant är placerade på fyndplatsen. Markörer med svart kant är placerade vid sidan av fyndplatsen och har ett svart streck som visar fyndplatsens exakta position. Kartans mittpunktskoordinat är N 7041530, E 583988 i SWEREF 99 TM.</w:t>
+      </w:r>
+    </w:p>
+    <w:p>
+      <w:r>
+        <w:rPr>
+          <w:b/>
+        </w:rPr>
+        <w:t>Garnlav (NT)</w:t>
+      </w:r>
+      <w:r>
+        <w:t xml:space="preserve"> är en utpräglad barrskogsart som ibland kan drapera träden i norrländska grannaturskogar med hög luftfuktighet. Den förekommer även i talldominerade bestånd där den, förutom i trädens grenverk, påträffas hängande över ojämnheter i tallbarken. Arten har minskat starkt i södra och mellersta Sverige och den minskar även i sitt nordliga utbredningsområde. Orsaken till tillbakagången beror främst på slutavverkningar av naturskogsartade skogar. Bestånd med riklig förekomst bör regelmässigt sparas. Garnlav är värdväxt för den mycket sällsynta och akut hotade fjärilen barrskogslavfly (CR) som hör hemma i boreala barrskogar med riklig förekomst av värdväxten. Tidigare kunde arten konstateras årligen på flera platser vid Dala-Floda i Dalarna innan lokalerna kalavverkades. Senaste fyndet i landet av barrskogslavfly är från år 2000 då den påträffades vid Högberget i Sollefteå kommun (SLU Artdatabanken, 2024).</w:t>
+      </w:r>
+    </w:p>
+    <w:p>
+      <w:r>
+        <w:rPr>
+          <w:b/>
+        </w:rPr>
+        <w:t xml:space="preserve">Tallticka (NT) </w:t>
+      </w:r>
+      <w:r>
+        <w:t>uppträder först på tallar som är 100–150 år gamla men är vanligast på träd som är runt 150–200 år eller äldre. I skogslandskapet är den främst knuten till tallnaturskogar och restbiotoper med biologiskt gamla träd och signalerar vanligtvis skyddsvärda tallbestånd med höga naturvärden (SLU Artdatabanken, 2023; Nitare &amp; Skogsstyrelsen, 2019).</w:t>
       </w:r>
     </w:p>
     <w:p>
@@ -232,7 +254,7 @@
     </w:p>
     <w:p>
       <w:r>
-        <w:t xml:space="preserve">Permanenta revir av tretåig hackspett karaktäriseras ofta av artens typiska ringformigt ordnade hackmärken på framför allt gamla granar. För att säkerställa att inte revir av tretåig hackspett drabbas av avverkningsplanerna bör en inventering göras i området både under häckningstid och under vintern, då arten utnyttjar betydligt större områden än under sommarens häckningsrevir. Storleken på häckningsreviret varierar med skogstypen, förekomsten av död ved och graden av fragmentering, men är i allmänhet i storleksordningen 25–100 hektar. </w:t>
+        <w:t>Permanenta revir av tretåig hackspett karaktäriseras ofta av artens typiska ringformigt ordnade hackmärken på framför allt gamla granar. För att säkerställa att inte revir av tretåig hackspett drabbas av avverkningsplanerna bör en inventering göras i området både under häckningstid och under vintern, då arten utnyttjar betydligt större områden än under sommarens häckningsrevir. Storleken på häckningsreviret varierar med skogstypen, förekomsten av död ved och graden av fragmentering, men är i allmänhet i storleksordningen 25–100 hektar.</w:t>
       </w:r>
     </w:p>
     <w:p>
@@ -488,7 +510,7 @@
     <w:r>
       <w:tab/>
       <w:tab/>
-      <w:t>2025-04-09</w:t>
+      <w:t>2025-04-10</w:t>
       <w:br/>
       <w:br/>
     </w:r>

--- a/tillsyn/A 3923-2025 tillsynsbegäran.docx
+++ b/tillsyn/A 3923-2025 tillsynsbegäran.docx
@@ -510,7 +510,7 @@
     <w:r>
       <w:tab/>
       <w:tab/>
-      <w:t>2025-04-10</w:t>
+      <w:t>2025-04-11</w:t>
       <w:br/>
       <w:br/>
     </w:r>

--- a/tillsyn/A 3923-2025 tillsynsbegäran.docx
+++ b/tillsyn/A 3923-2025 tillsynsbegäran.docx
@@ -510,7 +510,7 @@
     <w:r>
       <w:tab/>
       <w:tab/>
-      <w:t>2025-04-11</w:t>
+      <w:t>2025-04-12</w:t>
       <w:br/>
       <w:br/>
     </w:r>

--- a/tillsyn/A 3923-2025 tillsynsbegäran.docx
+++ b/tillsyn/A 3923-2025 tillsynsbegäran.docx
@@ -510,7 +510,7 @@
     <w:r>
       <w:tab/>
       <w:tab/>
-      <w:t>2025-04-12</w:t>
+      <w:t>2025-04-13</w:t>
       <w:br/>
       <w:br/>
     </w:r>

--- a/tillsyn/A 3923-2025 tillsynsbegäran.docx
+++ b/tillsyn/A 3923-2025 tillsynsbegäran.docx
@@ -158,7 +158,7 @@
         <w:t>Tretåig hackspett (NT, §4)</w:t>
       </w:r>
       <w:r>
-        <w:t xml:space="preserve"> är rödlistad som nära hotad och ingår i bilaga 1 i EU:s fågeldirektiv. Tretåig hackspett är för sin överlevnad beroende av kontinuerlig tillförsel av äldre döende och död ved, som sker genom naturliga självgallringsprocesser i äldre grannaturskogar och barrblandade naturskogar. Om en skog genom skogsbruk gallras eller glesas ur så upphör och uteblir i stort sett den naturliga självgallringsprocessen för mycket lång tid framöver vilket omöjliggör upprätthållandet av den kontinuerliga ekologiska funktionen i ett område. Det finns studier som visar att naturskogens självgallringsprocess som den tretåiga hackspetten är beroende av, inte kan ersättas med efterlämnad hänsyn i skogsbruket (Imbeau &amp; Desrochers, 2002). Storleken på häckningsreviret varierar med skogstypen, förekomsten av död ved och graden av fragmentering, men är i allmänhet i storleksordningen 25–100 hektar. Vintertid krävs ofta betydligt större områden och det finns studier som antyder att arten behöver minst 100 hektar äldre skog. I områden med låg bonitet kan det behövas över 200 hektar lämpligt habitat för att ett par ska kunna reproducera sig (Skogsstyrelsen, 2016).</w:t>
+        <w:t xml:space="preserve"> är rödlistad som nära hotad och ingår i bilaga 1 i EU:s fågeldirektiv. Tretåig hackspett är för sin överlevnad beroende av kontinuerlig tillförsel av äldre döende och död ved, som sker genom naturliga självgallringsprocesser i äldre grannaturskogar och barrblandade naturskogar. Om en skog genom skogsbruk gallras eller glesas ur så upphör och uteblir i stort sett den naturliga självgallringsprocessen för mycket lång tid framöver vilket omöjliggör upprätthållandet av den kontinuerliga ekologiska funktionen i ett område. Det finns studier som visar att naturskogens självgallringsprocess som den tretåiga hackspetten är beroende av, inte kan ersättas med efterlämnad hänsyn i skogsbruket (Imbeau &amp; Desrochers, 2002). Storleken på häckningsreviret varierar med skogstypen, förekomsten av död ved och graden av fragmentering, men är i allmänhet i storleksordningen 25–100 hektar. Vintertid krävs ofta betydligt större områden och det finns studier som antyder att arten behöver minst 100 hektar äldre skog. I områden med låg bonitet kan det behövas över 200 hektar lämpligt habitat för att ett par ska kunna reproducera sig. Områden med dokumenterad permanent förekomst i naturskogsmiljöer har vanligen så stora naturvärden att skogsbruk är olämpligt (Skogsstyrelsen, 2016).</w:t>
       </w:r>
     </w:p>
     <w:p>
@@ -510,7 +510,7 @@
     <w:r>
       <w:tab/>
       <w:tab/>
-      <w:t>2025-04-13</w:t>
+      <w:t>2025-04-14</w:t>
       <w:br/>
       <w:br/>
     </w:r>

--- a/tillsyn/A 3923-2025 tillsynsbegäran.docx
+++ b/tillsyn/A 3923-2025 tillsynsbegäran.docx
@@ -510,7 +510,7 @@
     <w:r>
       <w:tab/>
       <w:tab/>
-      <w:t>2025-04-14</w:t>
+      <w:t>2025-04-15</w:t>
       <w:br/>
       <w:br/>
     </w:r>

--- a/tillsyn/A 3923-2025 tillsynsbegäran.docx
+++ b/tillsyn/A 3923-2025 tillsynsbegäran.docx
@@ -510,7 +510,7 @@
     <w:r>
       <w:tab/>
       <w:tab/>
-      <w:t>2025-04-15</w:t>
+      <w:t>2025-04-16</w:t>
       <w:br/>
       <w:br/>
     </w:r>

--- a/tillsyn/A 3923-2025 tillsynsbegäran.docx
+++ b/tillsyn/A 3923-2025 tillsynsbegäran.docx
@@ -510,7 +510,7 @@
     <w:r>
       <w:tab/>
       <w:tab/>
-      <w:t>2025-04-16</w:t>
+      <w:t>2025-04-17</w:t>
       <w:br/>
       <w:br/>
     </w:r>

--- a/tillsyn/A 3923-2025 tillsynsbegäran.docx
+++ b/tillsyn/A 3923-2025 tillsynsbegäran.docx
@@ -510,7 +510,7 @@
     <w:r>
       <w:tab/>
       <w:tab/>
-      <w:t>2025-04-17</w:t>
+      <w:t>2025-04-18</w:t>
       <w:br/>
       <w:br/>
     </w:r>

--- a/tillsyn/A 3923-2025 tillsynsbegäran.docx
+++ b/tillsyn/A 3923-2025 tillsynsbegäran.docx
@@ -510,7 +510,7 @@
     <w:r>
       <w:tab/>
       <w:tab/>
-      <w:t>2025-05-03</w:t>
+      <w:t>2025-05-04</w:t>
       <w:br/>
       <w:br/>
     </w:r>

--- a/tillsyn/A 3923-2025 tillsynsbegäran.docx
+++ b/tillsyn/A 3923-2025 tillsynsbegäran.docx
@@ -510,7 +510,7 @@
     <w:r>
       <w:tab/>
       <w:tab/>
-      <w:t>2025-05-04</w:t>
+      <w:t>2025-05-06</w:t>
       <w:br/>
       <w:br/>
     </w:r>

--- a/tillsyn/A 3923-2025 tillsynsbegäran.docx
+++ b/tillsyn/A 3923-2025 tillsynsbegäran.docx
@@ -510,7 +510,7 @@
     <w:r>
       <w:tab/>
       <w:tab/>
-      <w:t>2025-05-06</w:t>
+      <w:t>2025-05-07</w:t>
       <w:br/>
       <w:br/>
     </w:r>

--- a/tillsyn/A 3923-2025 tillsynsbegäran.docx
+++ b/tillsyn/A 3923-2025 tillsynsbegäran.docx
@@ -510,7 +510,7 @@
     <w:r>
       <w:tab/>
       <w:tab/>
-      <w:t>2025-05-07</w:t>
+      <w:t>2025-05-08</w:t>
       <w:br/>
       <w:br/>
     </w:r>

--- a/tillsyn/A 3923-2025 tillsynsbegäran.docx
+++ b/tillsyn/A 3923-2025 tillsynsbegäran.docx
@@ -510,7 +510,7 @@
     <w:r>
       <w:tab/>
       <w:tab/>
-      <w:t>2025-05-08</w:t>
+      <w:t>2025-05-09</w:t>
       <w:br/>
       <w:br/>
     </w:r>

--- a/tillsyn/A 3923-2025 tillsynsbegäran.docx
+++ b/tillsyn/A 3923-2025 tillsynsbegäran.docx
@@ -510,7 +510,7 @@
     <w:r>
       <w:tab/>
       <w:tab/>
-      <w:t>2025-05-09</w:t>
+      <w:t>2025-05-10</w:t>
       <w:br/>
       <w:br/>
     </w:r>

--- a/tillsyn/A 3923-2025 tillsynsbegäran.docx
+++ b/tillsyn/A 3923-2025 tillsynsbegäran.docx
@@ -510,7 +510,7 @@
     <w:r>
       <w:tab/>
       <w:tab/>
-      <w:t>2025-05-10</w:t>
+      <w:t>2025-05-11</w:t>
       <w:br/>
       <w:br/>
     </w:r>

--- a/tillsyn/A 3923-2025 tillsynsbegäran.docx
+++ b/tillsyn/A 3923-2025 tillsynsbegäran.docx
@@ -510,7 +510,7 @@
     <w:r>
       <w:tab/>
       <w:tab/>
-      <w:t>2025-05-11</w:t>
+      <w:t>2025-05-12</w:t>
       <w:br/>
       <w:br/>
     </w:r>

--- a/tillsyn/A 3923-2025 tillsynsbegäran.docx
+++ b/tillsyn/A 3923-2025 tillsynsbegäran.docx
@@ -510,7 +510,7 @@
     <w:r>
       <w:tab/>
       <w:tab/>
-      <w:t>2025-05-12</w:t>
+      <w:t>2025-05-13</w:t>
       <w:br/>
       <w:br/>
     </w:r>

--- a/tillsyn/A 3923-2025 tillsynsbegäran.docx
+++ b/tillsyn/A 3923-2025 tillsynsbegäran.docx
@@ -510,7 +510,7 @@
     <w:r>
       <w:tab/>
       <w:tab/>
-      <w:t>2025-05-13</w:t>
+      <w:t>2025-05-14</w:t>
       <w:br/>
       <w:br/>
     </w:r>

--- a/tillsyn/A 3923-2025 tillsynsbegäran.docx
+++ b/tillsyn/A 3923-2025 tillsynsbegäran.docx
@@ -510,7 +510,7 @@
     <w:r>
       <w:tab/>
       <w:tab/>
-      <w:t>2025-05-14</w:t>
+      <w:t>2025-05-15</w:t>
       <w:br/>
       <w:br/>
     </w:r>

--- a/tillsyn/A 3923-2025 tillsynsbegäran.docx
+++ b/tillsyn/A 3923-2025 tillsynsbegäran.docx
@@ -510,7 +510,7 @@
     <w:r>
       <w:tab/>
       <w:tab/>
-      <w:t>2025-05-15</w:t>
+      <w:t>2025-05-16</w:t>
       <w:br/>
       <w:br/>
     </w:r>

--- a/tillsyn/A 3923-2025 tillsynsbegäran.docx
+++ b/tillsyn/A 3923-2025 tillsynsbegäran.docx
@@ -510,7 +510,7 @@
     <w:r>
       <w:tab/>
       <w:tab/>
-      <w:t>2025-05-16</w:t>
+      <w:t>2025-05-17</w:t>
       <w:br/>
       <w:br/>
     </w:r>

--- a/tillsyn/A 3923-2025 tillsynsbegäran.docx
+++ b/tillsyn/A 3923-2025 tillsynsbegäran.docx
@@ -510,7 +510,7 @@
     <w:r>
       <w:tab/>
       <w:tab/>
-      <w:t>2025-05-17</w:t>
+      <w:t>2025-05-18</w:t>
       <w:br/>
       <w:br/>
     </w:r>

--- a/tillsyn/A 3923-2025 tillsynsbegäran.docx
+++ b/tillsyn/A 3923-2025 tillsynsbegäran.docx
@@ -510,7 +510,7 @@
     <w:r>
       <w:tab/>
       <w:tab/>
-      <w:t>2025-05-18</w:t>
+      <w:t>2025-05-19</w:t>
       <w:br/>
       <w:br/>
     </w:r>

--- a/tillsyn/A 3923-2025 tillsynsbegäran.docx
+++ b/tillsyn/A 3923-2025 tillsynsbegäran.docx
@@ -510,7 +510,7 @@
     <w:r>
       <w:tab/>
       <w:tab/>
-      <w:t>2025-05-19</w:t>
+      <w:t>2025-05-20</w:t>
       <w:br/>
       <w:br/>
     </w:r>

--- a/tillsyn/A 3923-2025 tillsynsbegäran.docx
+++ b/tillsyn/A 3923-2025 tillsynsbegäran.docx
@@ -510,7 +510,7 @@
     <w:r>
       <w:tab/>
       <w:tab/>
-      <w:t>2025-05-20</w:t>
+      <w:t>2025-05-21</w:t>
       <w:br/>
       <w:br/>
     </w:r>

--- a/tillsyn/A 3923-2025 tillsynsbegäran.docx
+++ b/tillsyn/A 3923-2025 tillsynsbegäran.docx
@@ -510,7 +510,7 @@
     <w:r>
       <w:tab/>
       <w:tab/>
-      <w:t>2025-05-21</w:t>
+      <w:t>2025-05-22</w:t>
       <w:br/>
       <w:br/>
     </w:r>

--- a/tillsyn/A 3923-2025 tillsynsbegäran.docx
+++ b/tillsyn/A 3923-2025 tillsynsbegäran.docx
@@ -510,7 +510,7 @@
     <w:r>
       <w:tab/>
       <w:tab/>
-      <w:t>2025-05-22</w:t>
+      <w:t>2025-05-23</w:t>
       <w:br/>
       <w:br/>
     </w:r>

--- a/tillsyn/A 3923-2025 tillsynsbegäran.docx
+++ b/tillsyn/A 3923-2025 tillsynsbegäran.docx
@@ -510,7 +510,7 @@
     <w:r>
       <w:tab/>
       <w:tab/>
-      <w:t>2025-05-23</w:t>
+      <w:t>2025-05-24</w:t>
       <w:br/>
       <w:br/>
     </w:r>

--- a/tillsyn/A 3923-2025 tillsynsbegäran.docx
+++ b/tillsyn/A 3923-2025 tillsynsbegäran.docx
@@ -510,7 +510,7 @@
     <w:r>
       <w:tab/>
       <w:tab/>
-      <w:t>2025-05-24</w:t>
+      <w:t>2025-05-25</w:t>
       <w:br/>
       <w:br/>
     </w:r>

--- a/tillsyn/A 3923-2025 tillsynsbegäran.docx
+++ b/tillsyn/A 3923-2025 tillsynsbegäran.docx
@@ -510,7 +510,7 @@
     <w:r>
       <w:tab/>
       <w:tab/>
-      <w:t>2025-05-25</w:t>
+      <w:t>2025-05-26</w:t>
       <w:br/>
       <w:br/>
     </w:r>

--- a/tillsyn/A 3923-2025 tillsynsbegäran.docx
+++ b/tillsyn/A 3923-2025 tillsynsbegäran.docx
@@ -510,7 +510,7 @@
     <w:r>
       <w:tab/>
       <w:tab/>
-      <w:t>2025-05-26</w:t>
+      <w:t>2025-05-27</w:t>
       <w:br/>
       <w:br/>
     </w:r>

--- a/tillsyn/A 3923-2025 tillsynsbegäran.docx
+++ b/tillsyn/A 3923-2025 tillsynsbegäran.docx
@@ -510,7 +510,7 @@
     <w:r>
       <w:tab/>
       <w:tab/>
-      <w:t>2025-05-27</w:t>
+      <w:t>2025-05-30</w:t>
       <w:br/>
       <w:br/>
     </w:r>

--- a/tillsyn/A 3923-2025 tillsynsbegäran.docx
+++ b/tillsyn/A 3923-2025 tillsynsbegäran.docx
@@ -510,7 +510,7 @@
     <w:r>
       <w:tab/>
       <w:tab/>
-      <w:t>2025-05-30</w:t>
+      <w:t>2025-06-01</w:t>
       <w:br/>
       <w:br/>
     </w:r>

--- a/tillsyn/A 3923-2025 tillsynsbegäran.docx
+++ b/tillsyn/A 3923-2025 tillsynsbegäran.docx
@@ -510,7 +510,7 @@
     <w:r>
       <w:tab/>
       <w:tab/>
-      <w:t>2025-06-01</w:t>
+      <w:t>2025-06-02</w:t>
       <w:br/>
       <w:br/>
     </w:r>

--- a/tillsyn/A 3923-2025 tillsynsbegäran.docx
+++ b/tillsyn/A 3923-2025 tillsynsbegäran.docx
@@ -510,7 +510,7 @@
     <w:r>
       <w:tab/>
       <w:tab/>
-      <w:t>2025-06-02</w:t>
+      <w:t>2025-06-03</w:t>
       <w:br/>
       <w:br/>
     </w:r>

--- a/tillsyn/A 3923-2025 tillsynsbegäran.docx
+++ b/tillsyn/A 3923-2025 tillsynsbegäran.docx
@@ -510,7 +510,7 @@
     <w:r>
       <w:tab/>
       <w:tab/>
-      <w:t>2025-06-03</w:t>
+      <w:t>2025-06-04</w:t>
       <w:br/>
       <w:br/>
     </w:r>

--- a/tillsyn/A 3923-2025 tillsynsbegäran.docx
+++ b/tillsyn/A 3923-2025 tillsynsbegäran.docx
@@ -510,7 +510,7 @@
     <w:r>
       <w:tab/>
       <w:tab/>
-      <w:t>2025-06-04</w:t>
+      <w:t>2025-06-05</w:t>
       <w:br/>
       <w:br/>
     </w:r>

--- a/tillsyn/A 3923-2025 tillsynsbegäran.docx
+++ b/tillsyn/A 3923-2025 tillsynsbegäran.docx
@@ -510,7 +510,7 @@
     <w:r>
       <w:tab/>
       <w:tab/>
-      <w:t>2025-06-05</w:t>
+      <w:t>2025-06-13</w:t>
       <w:br/>
       <w:br/>
     </w:r>

--- a/tillsyn/A 3923-2025 tillsynsbegäran.docx
+++ b/tillsyn/A 3923-2025 tillsynsbegäran.docx
@@ -510,7 +510,7 @@
     <w:r>
       <w:tab/>
       <w:tab/>
-      <w:t>2025-06-13</w:t>
+      <w:t>2025-06-15</w:t>
       <w:br/>
       <w:br/>
     </w:r>

--- a/tillsyn/A 3923-2025 tillsynsbegäran.docx
+++ b/tillsyn/A 3923-2025 tillsynsbegäran.docx
@@ -510,7 +510,7 @@
     <w:r>
       <w:tab/>
       <w:tab/>
-      <w:t>2025-06-15</w:t>
+      <w:t>2025-06-16</w:t>
       <w:br/>
       <w:br/>
     </w:r>

--- a/tillsyn/A 3923-2025 tillsynsbegäran.docx
+++ b/tillsyn/A 3923-2025 tillsynsbegäran.docx
@@ -510,7 +510,7 @@
     <w:r>
       <w:tab/>
       <w:tab/>
-      <w:t>2025-06-16</w:t>
+      <w:t>2025-06-17</w:t>
       <w:br/>
       <w:br/>
     </w:r>

--- a/tillsyn/A 3923-2025 tillsynsbegäran.docx
+++ b/tillsyn/A 3923-2025 tillsynsbegäran.docx
@@ -510,7 +510,7 @@
     <w:r>
       <w:tab/>
       <w:tab/>
-      <w:t>2025-06-17</w:t>
+      <w:t>2025-06-18</w:t>
       <w:br/>
       <w:br/>
     </w:r>

--- a/tillsyn/A 3923-2025 tillsynsbegäran.docx
+++ b/tillsyn/A 3923-2025 tillsynsbegäran.docx
@@ -510,7 +510,7 @@
     <w:r>
       <w:tab/>
       <w:tab/>
-      <w:t>2025-06-18</w:t>
+      <w:t>2025-06-19</w:t>
       <w:br/>
       <w:br/>
     </w:r>

--- a/tillsyn/A 3923-2025 tillsynsbegäran.docx
+++ b/tillsyn/A 3923-2025 tillsynsbegäran.docx
@@ -510,7 +510,7 @@
     <w:r>
       <w:tab/>
       <w:tab/>
-      <w:t>2025-06-19</w:t>
+      <w:t>2025-06-20</w:t>
       <w:br/>
       <w:br/>
     </w:r>

--- a/tillsyn/A 3923-2025 tillsynsbegäran.docx
+++ b/tillsyn/A 3923-2025 tillsynsbegäran.docx
@@ -510,7 +510,7 @@
     <w:r>
       <w:tab/>
       <w:tab/>
-      <w:t>2025-06-20</w:t>
+      <w:t>2025-06-21</w:t>
       <w:br/>
       <w:br/>
     </w:r>

--- a/tillsyn/A 3923-2025 tillsynsbegäran.docx
+++ b/tillsyn/A 3923-2025 tillsynsbegäran.docx
@@ -510,7 +510,7 @@
     <w:r>
       <w:tab/>
       <w:tab/>
-      <w:t>2025-06-21</w:t>
+      <w:t>2025-06-22</w:t>
       <w:br/>
       <w:br/>
     </w:r>

--- a/tillsyn/A 3923-2025 tillsynsbegäran.docx
+++ b/tillsyn/A 3923-2025 tillsynsbegäran.docx
@@ -510,7 +510,7 @@
     <w:r>
       <w:tab/>
       <w:tab/>
-      <w:t>2025-06-22</w:t>
+      <w:t>2025-06-23</w:t>
       <w:br/>
       <w:br/>
     </w:r>

--- a/tillsyn/A 3923-2025 tillsynsbegäran.docx
+++ b/tillsyn/A 3923-2025 tillsynsbegäran.docx
@@ -510,7 +510,7 @@
     <w:r>
       <w:tab/>
       <w:tab/>
-      <w:t>2025-06-23</w:t>
+      <w:t>2025-06-24</w:t>
       <w:br/>
       <w:br/>
     </w:r>

--- a/tillsyn/A 3923-2025 tillsynsbegäran.docx
+++ b/tillsyn/A 3923-2025 tillsynsbegäran.docx
@@ -510,7 +510,7 @@
     <w:r>
       <w:tab/>
       <w:tab/>
-      <w:t>2025-06-24</w:t>
+      <w:t>2025-06-25</w:t>
       <w:br/>
       <w:br/>
     </w:r>

--- a/tillsyn/A 3923-2025 tillsynsbegäran.docx
+++ b/tillsyn/A 3923-2025 tillsynsbegäran.docx
@@ -510,7 +510,7 @@
     <w:r>
       <w:tab/>
       <w:tab/>
-      <w:t>2025-06-25</w:t>
+      <w:t>2025-06-26</w:t>
       <w:br/>
       <w:br/>
     </w:r>

--- a/tillsyn/A 3923-2025 tillsynsbegäran.docx
+++ b/tillsyn/A 3923-2025 tillsynsbegäran.docx
@@ -510,7 +510,7 @@
     <w:r>
       <w:tab/>
       <w:tab/>
-      <w:t>2025-06-26</w:t>
+      <w:t>2025-06-27</w:t>
       <w:br/>
       <w:br/>
     </w:r>

--- a/tillsyn/A 3923-2025 tillsynsbegäran.docx
+++ b/tillsyn/A 3923-2025 tillsynsbegäran.docx
@@ -510,7 +510,7 @@
     <w:r>
       <w:tab/>
       <w:tab/>
-      <w:t>2025-06-27</w:t>
+      <w:t>2025-06-28</w:t>
       <w:br/>
       <w:br/>
     </w:r>

--- a/tillsyn/A 3923-2025 tillsynsbegäran.docx
+++ b/tillsyn/A 3923-2025 tillsynsbegäran.docx
@@ -510,7 +510,7 @@
     <w:r>
       <w:tab/>
       <w:tab/>
-      <w:t>2025-06-28</w:t>
+      <w:t>2025-06-29</w:t>
       <w:br/>
       <w:br/>
     </w:r>

--- a/tillsyn/A 3923-2025 tillsynsbegäran.docx
+++ b/tillsyn/A 3923-2025 tillsynsbegäran.docx
@@ -510,7 +510,7 @@
     <w:r>
       <w:tab/>
       <w:tab/>
-      <w:t>2025-06-29</w:t>
+      <w:t>2025-06-30</w:t>
       <w:br/>
       <w:br/>
     </w:r>

--- a/tillsyn/A 3923-2025 tillsynsbegäran.docx
+++ b/tillsyn/A 3923-2025 tillsynsbegäran.docx
@@ -510,7 +510,7 @@
     <w:r>
       <w:tab/>
       <w:tab/>
-      <w:t>2025-06-30</w:t>
+      <w:t>2025-07-01</w:t>
       <w:br/>
       <w:br/>
     </w:r>

--- a/tillsyn/A 3923-2025 tillsynsbegäran.docx
+++ b/tillsyn/A 3923-2025 tillsynsbegäran.docx
@@ -510,7 +510,7 @@
     <w:r>
       <w:tab/>
       <w:tab/>
-      <w:t>2025-07-01</w:t>
+      <w:t>2025-07-02</w:t>
       <w:br/>
       <w:br/>
     </w:r>

--- a/tillsyn/A 3923-2025 tillsynsbegäran.docx
+++ b/tillsyn/A 3923-2025 tillsynsbegäran.docx
@@ -510,7 +510,7 @@
     <w:r>
       <w:tab/>
       <w:tab/>
-      <w:t>2025-07-02</w:t>
+      <w:t>2025-07-03</w:t>
       <w:br/>
       <w:br/>
     </w:r>

--- a/tillsyn/A 3923-2025 tillsynsbegäran.docx
+++ b/tillsyn/A 3923-2025 tillsynsbegäran.docx
@@ -510,7 +510,7 @@
     <w:r>
       <w:tab/>
       <w:tab/>
-      <w:t>2025-07-03</w:t>
+      <w:t>2025-07-04</w:t>
       <w:br/>
       <w:br/>
     </w:r>

--- a/tillsyn/A 3923-2025 tillsynsbegäran.docx
+++ b/tillsyn/A 3923-2025 tillsynsbegäran.docx
@@ -510,7 +510,7 @@
     <w:r>
       <w:tab/>
       <w:tab/>
-      <w:t>2025-07-04</w:t>
+      <w:t>2025-07-05</w:t>
       <w:br/>
       <w:br/>
     </w:r>

--- a/tillsyn/A 3923-2025 tillsynsbegäran.docx
+++ b/tillsyn/A 3923-2025 tillsynsbegäran.docx
@@ -510,7 +510,7 @@
     <w:r>
       <w:tab/>
       <w:tab/>
-      <w:t>2025-07-05</w:t>
+      <w:t>2025-07-06</w:t>
       <w:br/>
       <w:br/>
     </w:r>

--- a/tillsyn/A 3923-2025 tillsynsbegäran.docx
+++ b/tillsyn/A 3923-2025 tillsynsbegäran.docx
@@ -510,7 +510,7 @@
     <w:r>
       <w:tab/>
       <w:tab/>
-      <w:t>2025-07-06</w:t>
+      <w:t>2025-07-07</w:t>
       <w:br/>
       <w:br/>
     </w:r>

--- a/tillsyn/A 3923-2025 tillsynsbegäran.docx
+++ b/tillsyn/A 3923-2025 tillsynsbegäran.docx
@@ -510,7 +510,7 @@
     <w:r>
       <w:tab/>
       <w:tab/>
-      <w:t>2025-07-07</w:t>
+      <w:t>2025-07-08</w:t>
       <w:br/>
       <w:br/>
     </w:r>

--- a/tillsyn/A 3923-2025 tillsynsbegäran.docx
+++ b/tillsyn/A 3923-2025 tillsynsbegäran.docx
@@ -510,7 +510,7 @@
     <w:r>
       <w:tab/>
       <w:tab/>
-      <w:t>2025-07-08</w:t>
+      <w:t>2025-07-09</w:t>
       <w:br/>
       <w:br/>
     </w:r>

--- a/tillsyn/A 3923-2025 tillsynsbegäran.docx
+++ b/tillsyn/A 3923-2025 tillsynsbegäran.docx
@@ -510,7 +510,7 @@
     <w:r>
       <w:tab/>
       <w:tab/>
-      <w:t>2025-07-09</w:t>
+      <w:t>2025-07-11</w:t>
       <w:br/>
       <w:br/>
     </w:r>

--- a/tillsyn/A 3923-2025 tillsynsbegäran.docx
+++ b/tillsyn/A 3923-2025 tillsynsbegäran.docx
@@ -510,7 +510,7 @@
     <w:r>
       <w:tab/>
       <w:tab/>
-      <w:t>2025-07-11</w:t>
+      <w:t>2025-07-12</w:t>
       <w:br/>
       <w:br/>
     </w:r>

--- a/tillsyn/A 3923-2025 tillsynsbegäran.docx
+++ b/tillsyn/A 3923-2025 tillsynsbegäran.docx
@@ -510,7 +510,7 @@
     <w:r>
       <w:tab/>
       <w:tab/>
-      <w:t>2025-07-12</w:t>
+      <w:t>2025-07-13</w:t>
       <w:br/>
       <w:br/>
     </w:r>

--- a/tillsyn/A 3923-2025 tillsynsbegäran.docx
+++ b/tillsyn/A 3923-2025 tillsynsbegäran.docx
@@ -510,7 +510,7 @@
     <w:r>
       <w:tab/>
       <w:tab/>
-      <w:t>2025-07-13</w:t>
+      <w:t>2025-07-14</w:t>
       <w:br/>
       <w:br/>
     </w:r>

--- a/tillsyn/A 3923-2025 tillsynsbegäran.docx
+++ b/tillsyn/A 3923-2025 tillsynsbegäran.docx
@@ -510,7 +510,7 @@
     <w:r>
       <w:tab/>
       <w:tab/>
-      <w:t>2025-08-06</w:t>
+      <w:t>2025-08-09</w:t>
       <w:br/>
       <w:br/>
     </w:r>
